--- a/web-app/files/docx_templates/APUPZ2.00013-01-03 - Umowa o przyjmowanie zapłaty v. 2.000_z faksymile_TEMPLATE.docx
+++ b/web-app/files/docx_templates/APUPZ2.00013-01-03 - Umowa o przyjmowanie zapłaty v. 2.000_z faksymile_TEMPLATE.docx
@@ -8045,8 +8045,6 @@
                 <w:lang w:val="pl-PL"/>
               </w:rPr>
             </w:pPr>
-            <w:bookmarkStart w:id="21" w:name="_GoBack"/>
-            <w:bookmarkEnd w:id="21"/>
             <w:r>
               <w:rPr>
                 <w:rFonts w:ascii="Arial" w:hAnsi="Arial" w:cs="Arial"/>
@@ -9078,8 +9076,9 @@
                 <w:color w:val="000000"/>
                 <w:sz w:val="16"/>
                 <w:szCs w:val="16"/>
-              </w:rPr>
-              <w:instrText xml:space="preserve"> MERGEFIELD  "#if($zestawyPOM.size()&gt;$i)$zestawyPOM[$i].PelnaNazwaPunktu#else #end"  \* MERGEFORMAT </w:instrText>
+                <w:lang w:val="pl-PL"/>
+              </w:rPr>
+              <w:instrText xml:space="preserve"> MERGEFIELD  "#if($cardPomPoints.size()&gt;$i)$cardPomPoints[$i].PelnaNazwaPunktu#else #end"  \* MERGEFORMAT </w:instrText>
             </w:r>
             <w:r>
               <w:rPr>
@@ -9098,8 +9097,9 @@
                 <w:color w:val="000000"/>
                 <w:sz w:val="16"/>
                 <w:szCs w:val="16"/>
-              </w:rPr>
-              <w:t>«#if($zestawyPOM.size()&gt;$i)$zestawyPOM[$i»</w:t>
+                <w:lang w:val="pl-PL"/>
+              </w:rPr>
+              <w:t>«#if($cardPomPoints.size()&gt;$i)$cardPomPoi»</w:t>
             </w:r>
             <w:r>
               <w:rPr>
@@ -9222,9 +9222,8 @@
                 <w:color w:val="000000"/>
                 <w:sz w:val="16"/>
                 <w:szCs w:val="16"/>
-                <w:lang w:val="pl-PL"/>
-              </w:rPr>
-              <w:instrText xml:space="preserve"> MERGEFIELD  "#if($zestawyPOM.size()&gt;$i)$zestawyPOM[$i].UlicaINumerDomu / $zestawyPOM[$i].Miejscowosc / $zestawyPOM[$i].KodPocztowy#else #end"  \* MERGEFORMAT </w:instrText>
+              </w:rPr>
+              <w:instrText xml:space="preserve"> MERGEFIELD  "#if($cardPomPoints.size()&gt;$i)$cardPomPoints[$i].UlicaINumerDomu / $cardPomPoints[$i].Miejscowosc / $cardPomPoints[$i].KodPocztowy#else #end"  \* MERGEFORMAT </w:instrText>
             </w:r>
             <w:r>
               <w:rPr>
@@ -9242,9 +9241,8 @@
                 <w:color w:val="000000"/>
                 <w:sz w:val="16"/>
                 <w:szCs w:val="16"/>
-                <w:lang w:val="pl-PL"/>
-              </w:rPr>
-              <w:t>«#if($zestawyPOM.size()&gt;$i)$zestawyPOM[$i»</w:t>
+              </w:rPr>
+              <w:t>«#if($cardPomPoints.size()&gt;$i)$cardPomPoi»</w:t>
             </w:r>
             <w:r>
               <w:rPr>
@@ -9255,6 +9253,8 @@
               </w:rPr>
               <w:fldChar w:fldCharType="end"/>
             </w:r>
+            <w:bookmarkStart w:id="21" w:name="_GoBack"/>
+            <w:bookmarkEnd w:id="21"/>
           </w:p>
         </w:tc>
       </w:tr>
@@ -17858,7 +17858,7 @@
           <v:imagedata r:id="rId1" o:title=""/>
           <w10:wrap type="topAndBottom"/>
         </v:shape>
-        <o:OLEObject Type="Embed" ProgID="MSPhotoEd.3" ShapeID="_x0000_s2049" DrawAspect="Content" ObjectID="_1436871950" r:id="rId2"/>
+        <o:OLEObject Type="Embed" ProgID="MSPhotoEd.3" ShapeID="_x0000_s2049" DrawAspect="Content" ObjectID="_1437893996" r:id="rId2"/>
       </w:pict>
     </w:r>
   </w:p>
